--- a/Fase 1/Evidencias Individuales/Gómez_Thiare_1.1_APT122_AutoevaluacionCompetenciasFase1.docx
+++ b/Fase 1/Evidencias Individuales/Gómez_Thiare_1.1_APT122_AutoevaluacionCompetenciasFase1.docx
@@ -1531,71 +1531,7 @@
           </w:tcPr>
           <w:p>
             <w:pPr>
-              <w:keepNext w:val="0"/>
-              <w:keepLines w:val="0"/>
-              <w:widowControl w:val="1"/>
-              <w:pBdr>
-                <w:top w:space="0" w:sz="0" w:val="nil"/>
-                <w:left w:space="0" w:sz="0" w:val="nil"/>
-                <w:bottom w:space="0" w:sz="0" w:val="nil"/>
-                <w:right w:space="0" w:sz="0" w:val="nil"/>
-                <w:between w:space="0" w:sz="0" w:val="nil"/>
-              </w:pBdr>
-              <w:shd w:fill="auto" w:val="clear"/>
-              <w:spacing w:after="160" w:before="0" w:line="259" w:lineRule="auto"/>
-              <w:ind w:left="0" w:right="0" w:firstLine="0"/>
-              <w:jc w:val="center"/>
-              <w:rPr>
-                <w:rFonts w:ascii="Calibri" w:cs="Calibri" w:eastAsia="Calibri" w:hAnsi="Calibri"/>
-                <w:b w:val="0"/>
-                <w:bCs w:val="0"/>
-                <w:i w:val="0"/>
-                <w:iCs w:val="0"/>
-                <w:smallCaps w:val="0"/>
-                <w:strike w:val="0"/>
-                <w:color w:val="000000"/>
-                <w:sz w:val="24"/>
-                <w:szCs w:val="24"/>
-                <w:u w:val="none"/>
-                <w:shd w:fill="auto" w:val="clear"/>
-                <w:vertAlign w:val="baseline"/>
-              </w:rPr>
-            </w:pPr>
-            <w:r>
-              <w:rPr>
-                <w:rFonts w:ascii="Calibri" w:cs="Calibri" w:eastAsia="Calibri" w:hAnsi="Calibri"/>
-                <w:b w:val="0"/>
-                <w:bCs w:val="0"/>
-                <w:i w:val="0"/>
-                <w:iCs w:val="0"/>
-                <w:smallCaps w:val="0"/>
-                <w:strike w:val="0"/>
-                <w:color w:val="000000"/>
-                <w:sz w:val="24"/>
-                <w:szCs w:val="24"/>
-                <w:u w:val="none"/>
-                <w:shd w:fill="auto" w:val="clear"/>
-                <w:vertAlign w:val="baseline"/>
-                <w:rtl w:val="0"/>
-              </w:rPr>
-              <w:t xml:space="preserve">Escuela</w:t>
-            </w:r>
-          </w:p>
-          <w:p>
-            <w:pPr>
-              <w:keepNext w:val="0"/>
-              <w:keepLines w:val="0"/>
-              <w:widowControl w:val="1"/>
-              <w:pBdr>
-                <w:top w:space="0" w:sz="0" w:val="nil"/>
-                <w:left w:space="0" w:sz="0" w:val="nil"/>
-                <w:bottom w:space="0" w:sz="0" w:val="nil"/>
-                <w:right w:space="0" w:sz="0" w:val="nil"/>
-                <w:between w:space="0" w:sz="0" w:val="nil"/>
-              </w:pBdr>
-              <w:shd w:fill="auto" w:val="clear"/>
-              <w:spacing w:after="160" w:before="0" w:line="259" w:lineRule="auto"/>
-              <w:ind w:left="0" w:right="0" w:firstLine="0"/>
+              <w:spacing w:after="160" w:line="259" w:lineRule="auto"/>
               <w:jc w:val="center"/>
               <w:rPr>
                 <w:b w:val="0"/>
@@ -1613,6 +1549,11 @@
                 <w:rtl w:val="0"/>
               </w:rPr>
               <w:t xml:space="preserve">Escuela de Informática y Telecomunicaciones</w:t>
+            </w:r>
+            <w:r>
+              <w:rPr>
+                <w:rtl w:val="0"/>
+              </w:rPr>
             </w:r>
           </w:p>
         </w:tc>
@@ -1832,6 +1773,15 @@
                 <w:vertAlign w:val="baseline"/>
               </w:rPr>
             </w:pPr>
+            <w:r>
+              <w:rPr>
+                <w:color w:val="767171"/>
+                <w:sz w:val="24"/>
+                <w:szCs w:val="24"/>
+                <w:rtl w:val="0"/>
+              </w:rPr>
+              <w:t xml:space="preserve">1446114</w:t>
+            </w:r>
             <w:r>
               <w:rPr>
                 <w:rtl w:val="0"/>
@@ -4291,12 +4241,12 @@
               <wp:inline distB="0" distT="0" distL="0" distR="0">
                 <wp:extent cx="1996440" cy="428625"/>
                 <wp:effectExtent b="0" l="0" r="0" t="0"/>
-                <wp:docPr descr="http://www.duoc.cl/normasgraficas/normasgraficas/marca-duoc/6logo-fondo-transparente/fondo-transparente.png" id="38" name="image3.png"/>
+                <wp:docPr descr="http://www.duoc.cl/normasgraficas/normasgraficas/marca-duoc/6logo-fondo-transparente/fondo-transparente.png" id="38" name="image2.png"/>
                 <a:graphic>
                   <a:graphicData uri="http://schemas.openxmlformats.org/drawingml/2006/picture">
                     <pic:pic>
                       <pic:nvPicPr>
-                        <pic:cNvPr descr="http://www.duoc.cl/normasgraficas/normasgraficas/marca-duoc/6logo-fondo-transparente/fondo-transparente.png" id="0" name="image3.png"/>
+                        <pic:cNvPr descr="http://www.duoc.cl/normasgraficas/normasgraficas/marca-duoc/6logo-fondo-transparente/fondo-transparente.png" id="0" name="image2.png"/>
                         <pic:cNvPicPr preferRelativeResize="0"/>
                       </pic:nvPicPr>
                       <pic:blipFill>
@@ -4635,12 +4585,12 @@
               <wp:inline distB="0" distT="0" distL="0" distR="0">
                 <wp:extent cx="1908834" cy="470407"/>
                 <wp:effectExtent b="0" l="0" r="0" t="0"/>
-                <wp:docPr id="39" name="image2.png"/>
+                <wp:docPr id="39" name="image3.png"/>
                 <a:graphic>
                   <a:graphicData uri="http://schemas.openxmlformats.org/drawingml/2006/picture">
                     <pic:pic>
                       <pic:nvPicPr>
-                        <pic:cNvPr id="0" name="image2.png"/>
+                        <pic:cNvPr id="0" name="image3.png"/>
                         <pic:cNvPicPr preferRelativeResize="0"/>
                       </pic:nvPicPr>
                       <pic:blipFill>
